--- a/public/templates/work-readiness-evidence-checklist.docx
+++ b/public/templates/work-readiness-evidence-checklist.docx
@@ -837,7 +837,7 @@
           <w:i/>
           <w:iCs/>
         </w:rPr>
-        <w:t xml:space="preserve">AdaptiveResume builds this record per participant from their real work, with every line confirmed by the participant, and returns a finished resume in DOCX and PDF that screening software reads cleanly, plus a per-participant record for the file. We never add a credential nobody confirmed, and we never promise anyone a job. Request a per-participant quote at adaptiveresume.com/business.</w:t>
+        <w:t xml:space="preserve">AdaptiveResume builds this record per participant from their real work, with every new line confirmed by the participant, and returns a finished resume in DOCX and PDF that screening software reads cleanly, plus a per-participant record for the file. We never add a credential nobody confirmed, and we never promise anyone a job. Request a per-participant quote at adaptiveresume.com/business.</w:t>
       </w:r>
     </w:p>
     <w:bookmarkEnd w:id="14"/>

--- a/public/templates/work-readiness-evidence-checklist.docx
+++ b/public/templates/work-readiness-evidence-checklist.docx
@@ -837,7 +837,7 @@
           <w:i/>
           <w:iCs/>
         </w:rPr>
-        <w:t xml:space="preserve">AdaptiveResume builds this record per participant from their real work, with every new line confirmed by the participant, and returns a finished resume in DOCX and PDF that screening software reads cleanly, plus a per-participant record for the file. We never add a credential nobody confirmed, and we never promise anyone a job. Request a per-participant quote at adaptiveresume.com/business.</w:t>
+        <w:t xml:space="preserve">AdaptiveResume builds this record per participant from their real work, with every item confirmed by the participant, and returns a finished resume in DOCX and PDF that screening software reads cleanly, plus a per-participant record for the file. We never add a credential nobody confirmed, and we never promise anyone a job. Request a per-participant quote at adaptiveresume.com/business.</w:t>
       </w:r>
     </w:p>
     <w:bookmarkEnd w:id="14"/>
